--- a/Document/RV200/RW-TF-FST-02-04(00) Software Requirements Specifications (SRS).docx
+++ b/Document/RV200/RW-TF-FST-02-04(00) Software Requirements Specifications (SRS).docx
@@ -1193,7 +1193,6 @@
               <w:szCs w:val="24"/>
             </w:rPr>
           </w:pPr>
-          <w:proofErr w:type="spellStart"/>
           <w:r>
             <w:rPr>
               <w:rFonts w:ascii="Times New Roman" w:hAnsi="Times New Roman" w:cs="Times New Roman"/>
@@ -1203,7 +1202,6 @@
             </w:rPr>
             <w:t>Contents</w:t>
           </w:r>
-          <w:proofErr w:type="spellEnd"/>
         </w:p>
         <w:p>
           <w:pPr>
@@ -2484,7 +2482,6 @@
         <w:tc>
           <w:tcPr>
             <w:tcW w:w="5524" w:type="dxa"/>
-            <w:shd w:val="clear" w:color="auto" w:fill="auto"/>
             <w:vAlign w:val="center"/>
           </w:tcPr>
           <w:p>
@@ -2505,7 +2502,6 @@
         <w:tc>
           <w:tcPr>
             <w:tcW w:w="4115" w:type="dxa"/>
-            <w:shd w:val="clear" w:color="auto" w:fill="auto"/>
             <w:vAlign w:val="center"/>
           </w:tcPr>
           <w:p>
@@ -2514,14 +2510,12 @@
                 <w:rFonts w:ascii="Times New Roman" w:eastAsiaTheme="minorHAnsi" w:hAnsi="Times New Roman" w:cs="Times New Roman"/>
               </w:rPr>
             </w:pPr>
-            <w:proofErr w:type="spellStart"/>
             <w:r>
               <w:rPr>
                 <w:rFonts w:ascii="Times New Roman" w:eastAsiaTheme="minorHAnsi" w:hAnsi="Times New Roman" w:cs="Times New Roman"/>
               </w:rPr>
               <w:t>FasterDx</w:t>
             </w:r>
-            <w:proofErr w:type="spellEnd"/>
           </w:p>
         </w:tc>
       </w:tr>
@@ -2533,7 +2527,6 @@
         <w:tc>
           <w:tcPr>
             <w:tcW w:w="5524" w:type="dxa"/>
-            <w:shd w:val="clear" w:color="auto" w:fill="auto"/>
             <w:vAlign w:val="center"/>
           </w:tcPr>
           <w:p>
@@ -2554,7 +2547,6 @@
         <w:tc>
           <w:tcPr>
             <w:tcW w:w="4115" w:type="dxa"/>
-            <w:shd w:val="clear" w:color="auto" w:fill="auto"/>
             <w:vAlign w:val="center"/>
           </w:tcPr>
           <w:p>
@@ -2580,7 +2572,6 @@
         <w:tc>
           <w:tcPr>
             <w:tcW w:w="5524" w:type="dxa"/>
-            <w:shd w:val="clear" w:color="auto" w:fill="auto"/>
             <w:vAlign w:val="center"/>
           </w:tcPr>
           <w:p>
@@ -2603,7 +2594,6 @@
         <w:tc>
           <w:tcPr>
             <w:tcW w:w="4115" w:type="dxa"/>
-            <w:shd w:val="clear" w:color="auto" w:fill="auto"/>
             <w:vAlign w:val="center"/>
           </w:tcPr>
           <w:p>
@@ -2629,7 +2619,6 @@
         <w:tc>
           <w:tcPr>
             <w:tcW w:w="5524" w:type="dxa"/>
-            <w:shd w:val="clear" w:color="auto" w:fill="auto"/>
             <w:vAlign w:val="center"/>
           </w:tcPr>
           <w:p>
@@ -2650,7 +2639,6 @@
         <w:tc>
           <w:tcPr>
             <w:tcW w:w="4115" w:type="dxa"/>
-            <w:shd w:val="clear" w:color="auto" w:fill="auto"/>
             <w:vAlign w:val="center"/>
           </w:tcPr>
           <w:p>
@@ -2676,7 +2664,6 @@
         <w:tc>
           <w:tcPr>
             <w:tcW w:w="5524" w:type="dxa"/>
-            <w:shd w:val="clear" w:color="auto" w:fill="auto"/>
             <w:vAlign w:val="center"/>
           </w:tcPr>
           <w:p>
@@ -2697,7 +2684,6 @@
         <w:tc>
           <w:tcPr>
             <w:tcW w:w="4115" w:type="dxa"/>
-            <w:shd w:val="clear" w:color="auto" w:fill="auto"/>
             <w:vAlign w:val="center"/>
           </w:tcPr>
           <w:p>
@@ -2773,7 +2759,6 @@
         <w:tc>
           <w:tcPr>
             <w:tcW w:w="1691" w:type="dxa"/>
-            <w:shd w:val="clear" w:color="auto" w:fill="auto"/>
             <w:tcMar>
               <w:top w:w="72" w:type="dxa"/>
               <w:left w:w="144" w:type="dxa"/>
@@ -2799,7 +2784,6 @@
         <w:tc>
           <w:tcPr>
             <w:tcW w:w="7790" w:type="dxa"/>
-            <w:shd w:val="clear" w:color="auto" w:fill="auto"/>
             <w:tcMar>
               <w:top w:w="72" w:type="dxa"/>
               <w:left w:w="144" w:type="dxa"/>
@@ -2830,7 +2814,6 @@
         <w:tc>
           <w:tcPr>
             <w:tcW w:w="1691" w:type="dxa"/>
-            <w:shd w:val="clear" w:color="auto" w:fill="auto"/>
             <w:tcMar>
               <w:top w:w="72" w:type="dxa"/>
               <w:left w:w="144" w:type="dxa"/>
@@ -2856,7 +2839,6 @@
         <w:tc>
           <w:tcPr>
             <w:tcW w:w="7790" w:type="dxa"/>
-            <w:shd w:val="clear" w:color="auto" w:fill="auto"/>
             <w:tcMar>
               <w:top w:w="72" w:type="dxa"/>
               <w:left w:w="144" w:type="dxa"/>
@@ -2891,7 +2873,6 @@
         <w:tc>
           <w:tcPr>
             <w:tcW w:w="1691" w:type="dxa"/>
-            <w:shd w:val="clear" w:color="auto" w:fill="auto"/>
             <w:tcMar>
               <w:top w:w="72" w:type="dxa"/>
               <w:left w:w="144" w:type="dxa"/>
@@ -2917,7 +2898,6 @@
         <w:tc>
           <w:tcPr>
             <w:tcW w:w="7790" w:type="dxa"/>
-            <w:shd w:val="clear" w:color="auto" w:fill="auto"/>
             <w:tcMar>
               <w:top w:w="72" w:type="dxa"/>
               <w:left w:w="144" w:type="dxa"/>
@@ -2956,7 +2936,6 @@
         <w:tc>
           <w:tcPr>
             <w:tcW w:w="1691" w:type="dxa"/>
-            <w:shd w:val="clear" w:color="auto" w:fill="auto"/>
             <w:tcMar>
               <w:top w:w="72" w:type="dxa"/>
               <w:left w:w="144" w:type="dxa"/>
@@ -2982,7 +2961,6 @@
         <w:tc>
           <w:tcPr>
             <w:tcW w:w="7790" w:type="dxa"/>
-            <w:shd w:val="clear" w:color="auto" w:fill="auto"/>
             <w:tcMar>
               <w:top w:w="72" w:type="dxa"/>
               <w:left w:w="144" w:type="dxa"/>
@@ -3021,7 +2999,6 @@
         <w:tc>
           <w:tcPr>
             <w:tcW w:w="1691" w:type="dxa"/>
-            <w:shd w:val="clear" w:color="auto" w:fill="auto"/>
             <w:tcMar>
               <w:top w:w="72" w:type="dxa"/>
               <w:left w:w="144" w:type="dxa"/>
@@ -3047,7 +3024,6 @@
         <w:tc>
           <w:tcPr>
             <w:tcW w:w="7790" w:type="dxa"/>
-            <w:shd w:val="clear" w:color="auto" w:fill="auto"/>
             <w:tcMar>
               <w:top w:w="72" w:type="dxa"/>
               <w:left w:w="144" w:type="dxa"/>
@@ -3075,27 +3051,7 @@
                 <w:color w:val="202020"/>
                 <w:shd w:val="clear" w:color="auto" w:fill="FFFFFF"/>
               </w:rPr>
-              <w:t xml:space="preserve">980 PRO M.2 </w:t>
-            </w:r>
-            <w:proofErr w:type="spellStart"/>
-            <w:r>
-              <w:rPr>
-                <w:rStyle w:val="ae"/>
-                <w:rFonts w:ascii="Times New Roman" w:eastAsiaTheme="minorHAnsi" w:hAnsi="Times New Roman" w:cs="Times New Roman"/>
-                <w:color w:val="202020"/>
-                <w:shd w:val="clear" w:color="auto" w:fill="FFFFFF"/>
-              </w:rPr>
-              <w:t>NVMe</w:t>
-            </w:r>
-            <w:proofErr w:type="spellEnd"/>
-            <w:r>
-              <w:rPr>
-                <w:rStyle w:val="ae"/>
-                <w:rFonts w:ascii="Times New Roman" w:eastAsiaTheme="minorHAnsi" w:hAnsi="Times New Roman" w:cs="Times New Roman"/>
-                <w:color w:val="202020"/>
-                <w:shd w:val="clear" w:color="auto" w:fill="FFFFFF"/>
-              </w:rPr>
-              <w:t xml:space="preserve"> (2TB)</w:t>
+              <w:t>980 PRO M.2 NVMe (2TB)</w:t>
             </w:r>
           </w:p>
         </w:tc>
@@ -3167,7 +3123,7 @@
                     <pic:cNvPicPr/>
                   </pic:nvPicPr>
                   <pic:blipFill>
-                    <a:blip r:embed="rId7"/>
+                    <a:blip r:embed="rId10"/>
                     <a:stretch>
                       <a:fillRect/>
                     </a:stretch>
@@ -3251,7 +3207,7 @@
                     <pic:cNvPicPr/>
                   </pic:nvPicPr>
                   <pic:blipFill>
-                    <a:blip r:embed="rId8">
+                    <a:blip r:embed="rId11">
                       <a:extLst>
                         <a:ext uri="{28A0092B-C50C-407E-A947-70E740481C1C}">
                           <a14:useLocalDpi xmlns:a14="http://schemas.microsoft.com/office/drawing/2010/main" val="0"/>
@@ -3571,9 +3527,8 @@
           <w:lang w:eastAsia="ko-KR"/>
         </w:rPr>
         <w:br/>
-        <w:t>4. Create date: timestamp without time zone (YYYY-MM-DD HH:</w:t>
+        <w:t>4. Create date: timestamp without time zone (YYYY-MM-DD HH:MM:SS)</w:t>
       </w:r>
-      <w:proofErr w:type="gramStart"/>
       <w:r>
         <w:rPr>
           <w:rFonts w:ascii="Times New Roman" w:hAnsi="Times New Roman" w:cs="Times New Roman"/>
@@ -3581,47 +3536,8 @@
           <w:shd w:val="clear" w:color="auto" w:fill="FFFFFF"/>
           <w:lang w:eastAsia="ko-KR"/>
         </w:rPr>
-        <w:t>MM:SS</w:t>
-      </w:r>
-      <w:proofErr w:type="gramEnd"/>
-      <w:r>
-        <w:rPr>
-          <w:rFonts w:ascii="Times New Roman" w:hAnsi="Times New Roman" w:cs="Times New Roman"/>
-          <w:color w:val="0D0D0D"/>
-          <w:shd w:val="clear" w:color="auto" w:fill="FFFFFF"/>
-          <w:lang w:eastAsia="ko-KR"/>
-        </w:rPr>
-        <w:t>)</w:t>
-      </w:r>
-      <w:r>
-        <w:rPr>
-          <w:rFonts w:ascii="Times New Roman" w:hAnsi="Times New Roman" w:cs="Times New Roman"/>
-          <w:color w:val="0D0D0D"/>
-          <w:shd w:val="clear" w:color="auto" w:fill="FFFFFF"/>
-          <w:lang w:eastAsia="ko-KR"/>
-        </w:rPr>
         <w:br/>
-        <w:t>5. Update date: timestamp without time zone (YYYY-MM-DD HH:</w:t>
-      </w:r>
-      <w:proofErr w:type="gramStart"/>
-      <w:r>
-        <w:rPr>
-          <w:rFonts w:ascii="Times New Roman" w:hAnsi="Times New Roman" w:cs="Times New Roman"/>
-          <w:color w:val="0D0D0D"/>
-          <w:shd w:val="clear" w:color="auto" w:fill="FFFFFF"/>
-          <w:lang w:eastAsia="ko-KR"/>
-        </w:rPr>
-        <w:t>MM:SS</w:t>
-      </w:r>
-      <w:proofErr w:type="gramEnd"/>
-      <w:r>
-        <w:rPr>
-          <w:rFonts w:ascii="Times New Roman" w:hAnsi="Times New Roman" w:cs="Times New Roman"/>
-          <w:color w:val="0D0D0D"/>
-          <w:shd w:val="clear" w:color="auto" w:fill="FFFFFF"/>
-          <w:lang w:eastAsia="ko-KR"/>
-        </w:rPr>
-        <w:t>)</w:t>
+        <w:t>5. Update date: timestamp without time zone (YYYY-MM-DD HH:MM:SS)</w:t>
       </w:r>
       <w:r>
         <w:rPr>
@@ -3782,8 +3698,8 @@
       </w:pPr>
     </w:p>
     <w:sectPr>
-      <w:headerReference w:type="default" r:id="rId9"/>
-      <w:footerReference w:type="default" r:id="rId10"/>
+      <w:headerReference w:type="default" r:id="rId12"/>
+      <w:footerReference w:type="default" r:id="rId13"/>
       <w:pgSz w:w="12240" w:h="15840"/>
       <w:pgMar w:top="1701" w:right="1440" w:bottom="1440" w:left="1440" w:header="720" w:footer="0" w:gutter="0"/>
       <w:cols w:space="720"/>
@@ -4047,7 +3963,7 @@
   <w:tbl>
     <w:tblPr>
       <w:tblStyle w:val="af"/>
-      <w:tblW w:w="0" w:type="auto"/>
+      <w:tblW w:w="9365" w:type="dxa"/>
       <w:tblBorders>
         <w:top w:val="none" w:sz="0" w:space="0" w:color="auto"/>
         <w:left w:val="none" w:sz="0" w:space="0" w:color="auto"/>
@@ -4059,17 +3975,17 @@
       <w:tblLook w:val="04A0" w:firstRow="1" w:lastRow="0" w:firstColumn="1" w:lastColumn="0" w:noHBand="0" w:noVBand="1"/>
     </w:tblPr>
     <w:tblGrid>
-      <w:gridCol w:w="1701"/>
-      <w:gridCol w:w="5949"/>
-      <w:gridCol w:w="1296"/>
+      <w:gridCol w:w="1781"/>
+      <w:gridCol w:w="6228"/>
+      <w:gridCol w:w="1356"/>
     </w:tblGrid>
     <w:tr>
       <w:trPr>
-        <w:trHeight w:val="569"/>
+        <w:trHeight w:val="621"/>
       </w:trPr>
       <w:tc>
         <w:tcPr>
-          <w:tcW w:w="1701" w:type="dxa"/>
+          <w:tcW w:w="1781" w:type="dxa"/>
           <w:vAlign w:val="center"/>
         </w:tcPr>
         <w:p>
@@ -4139,7 +4055,7 @@
       </w:tc>
       <w:tc>
         <w:tcPr>
-          <w:tcW w:w="5949" w:type="dxa"/>
+          <w:tcW w:w="6228" w:type="dxa"/>
           <w:vAlign w:val="center"/>
         </w:tcPr>
         <w:p>
@@ -4184,23 +4100,13 @@
               <w:szCs w:val="48"/>
               <w:lang w:eastAsia="ko-KR"/>
             </w:rPr>
-            <w:t xml:space="preserve">Architecture </w:t>
-          </w:r>
-          <w:r>
-            <w:rPr>
-              <w:rFonts w:ascii="Times New Roman" w:hAnsi="Times New Roman" w:cs="Times New Roman"/>
-              <w:b/>
-              <w:bCs/>
-              <w:sz w:val="48"/>
-              <w:szCs w:val="48"/>
-            </w:rPr>
-            <w:t>Description</w:t>
+            <w:t>Requirement Specification</w:t>
           </w:r>
         </w:p>
       </w:tc>
       <w:tc>
         <w:tcPr>
-          <w:tcW w:w="1281" w:type="dxa"/>
+          <w:tcW w:w="1356" w:type="dxa"/>
           <w:vAlign w:val="bottom"/>
         </w:tcPr>
         <w:p>
@@ -6014,13 +5920,39 @@
 </file>
 
 <file path=customXml/itemProps1.xml><?xml version="1.0" encoding="utf-8"?>
-<ds:datastoreItem xmlns:ds="http://schemas.openxmlformats.org/officeDocument/2006/customXml" ds:itemID="{6DAC270D-93DF-4363-B6A7-647E80BCB8C9}"/>
+<ds:datastoreItem xmlns:ds="http://schemas.openxmlformats.org/officeDocument/2006/customXml" ds:itemID="{6DAC270D-93DF-4363-B6A7-647E80BCB8C9}">
+  <ds:schemaRefs>
+    <ds:schemaRef ds:uri="http://schemas.microsoft.com/office/2006/metadata/contentType"/>
+    <ds:schemaRef ds:uri="http://schemas.microsoft.com/office/2006/metadata/properties/metaAttributes"/>
+    <ds:schemaRef ds:uri="http://www.w3.org/2001/XMLSchema"/>
+    <ds:schemaRef ds:uri="http://schemas.microsoft.com/office/2006/metadata/properties"/>
+    <ds:schemaRef ds:uri="e9585e3e-8dde-4558-9020-300460070f66"/>
+    <ds:schemaRef ds:uri="fdbd0ee6-c1ce-4682-bf4d-b990274ef7f9"/>
+    <ds:schemaRef ds:uri="http://schemas.microsoft.com/office/2006/documentManagement/types"/>
+    <ds:schemaRef ds:uri="http://schemas.microsoft.com/office/infopath/2007/PartnerControls"/>
+    <ds:schemaRef ds:uri="http://schemas.openxmlformats.org/package/2006/metadata/core-properties"/>
+    <ds:schemaRef ds:uri="http://purl.org/dc/elements/1.1/"/>
+    <ds:schemaRef ds:uri="http://purl.org/dc/terms/"/>
+    <ds:schemaRef ds:uri="http://schemas.microsoft.com/internal/obd"/>
+  </ds:schemaRefs>
+</ds:datastoreItem>
 </file>
 
 <file path=customXml/itemProps2.xml><?xml version="1.0" encoding="utf-8"?>
-<ds:datastoreItem xmlns:ds="http://schemas.openxmlformats.org/officeDocument/2006/customXml" ds:itemID="{AB1C3B01-93D8-4F5A-B41E-78AA000F7125}"/>
+<ds:datastoreItem xmlns:ds="http://schemas.openxmlformats.org/officeDocument/2006/customXml" ds:itemID="{AB1C3B01-93D8-4F5A-B41E-78AA000F7125}">
+  <ds:schemaRefs>
+    <ds:schemaRef ds:uri="http://schemas.microsoft.com/sharepoint/v3/contenttype/forms"/>
+  </ds:schemaRefs>
+</ds:datastoreItem>
 </file>
 
 <file path=customXml/itemProps3.xml><?xml version="1.0" encoding="utf-8"?>
-<ds:datastoreItem xmlns:ds="http://schemas.openxmlformats.org/officeDocument/2006/customXml" ds:itemID="{85369CCB-D647-4B64-B8EB-725EB53B7A1C}"/>
+<ds:datastoreItem xmlns:ds="http://schemas.openxmlformats.org/officeDocument/2006/customXml" ds:itemID="{85369CCB-D647-4B64-B8EB-725EB53B7A1C}">
+  <ds:schemaRefs>
+    <ds:schemaRef ds:uri="http://schemas.microsoft.com/office/2006/metadata/properties"/>
+    <ds:schemaRef ds:uri="http://schemas.microsoft.com/office/infopath/2007/PartnerControls"/>
+    <ds:schemaRef ds:uri="e9585e3e-8dde-4558-9020-300460070f66"/>
+    <ds:schemaRef ds:uri="fdbd0ee6-c1ce-4682-bf4d-b990274ef7f9"/>
+  </ds:schemaRefs>
+</ds:datastoreItem>
 </file>
--- a/Document/RV200/RW-TF-FST-02-04(00) Software Requirements Specifications (SRS).docx
+++ b/Document/RV200/RW-TF-FST-02-04(00) Software Requirements Specifications (SRS).docx
@@ -50,7 +50,7 @@
                 <w:szCs w:val="72"/>
                 <w:lang w:eastAsia="ko-KR"/>
               </w:rPr>
-              <w:t>Software Requirements Specification</w:t>
+              <w:t>Software Requirement Specification</w:t>
             </w:r>
           </w:p>
         </w:tc>
@@ -3527,8 +3527,9 @@
           <w:lang w:eastAsia="ko-KR"/>
         </w:rPr>
         <w:br/>
-        <w:t>4. Create date: timestamp without time zone (YYYY-MM-DD HH:MM:SS)</w:t>
+        <w:t>4. Create date: timestamp without time zone (YYYY-MM-DD HH:</w:t>
       </w:r>
+      <w:proofErr w:type="gramStart"/>
       <w:r>
         <w:rPr>
           <w:rFonts w:ascii="Times New Roman" w:hAnsi="Times New Roman" w:cs="Times New Roman"/>
@@ -3536,8 +3537,47 @@
           <w:shd w:val="clear" w:color="auto" w:fill="FFFFFF"/>
           <w:lang w:eastAsia="ko-KR"/>
         </w:rPr>
+        <w:t>MM:SS</w:t>
+      </w:r>
+      <w:proofErr w:type="gramEnd"/>
+      <w:r>
+        <w:rPr>
+          <w:rFonts w:ascii="Times New Roman" w:hAnsi="Times New Roman" w:cs="Times New Roman"/>
+          <w:color w:val="0D0D0D"/>
+          <w:shd w:val="clear" w:color="auto" w:fill="FFFFFF"/>
+          <w:lang w:eastAsia="ko-KR"/>
+        </w:rPr>
+        <w:t>)</w:t>
+      </w:r>
+      <w:r>
+        <w:rPr>
+          <w:rFonts w:ascii="Times New Roman" w:hAnsi="Times New Roman" w:cs="Times New Roman"/>
+          <w:color w:val="0D0D0D"/>
+          <w:shd w:val="clear" w:color="auto" w:fill="FFFFFF"/>
+          <w:lang w:eastAsia="ko-KR"/>
+        </w:rPr>
         <w:br/>
-        <w:t>5. Update date: timestamp without time zone (YYYY-MM-DD HH:MM:SS)</w:t>
+        <w:t>5. Update date: timestamp without time zone (YYYY-MM-DD HH:</w:t>
+      </w:r>
+      <w:proofErr w:type="gramStart"/>
+      <w:r>
+        <w:rPr>
+          <w:rFonts w:ascii="Times New Roman" w:hAnsi="Times New Roman" w:cs="Times New Roman"/>
+          <w:color w:val="0D0D0D"/>
+          <w:shd w:val="clear" w:color="auto" w:fill="FFFFFF"/>
+          <w:lang w:eastAsia="ko-KR"/>
+        </w:rPr>
+        <w:t>MM:SS</w:t>
+      </w:r>
+      <w:proofErr w:type="gramEnd"/>
+      <w:r>
+        <w:rPr>
+          <w:rFonts w:ascii="Times New Roman" w:hAnsi="Times New Roman" w:cs="Times New Roman"/>
+          <w:color w:val="0D0D0D"/>
+          <w:shd w:val="clear" w:color="auto" w:fill="FFFFFF"/>
+          <w:lang w:eastAsia="ko-KR"/>
+        </w:rPr>
+        <w:t>)</w:t>
       </w:r>
       <w:r>
         <w:rPr>
@@ -5687,6 +5727,26 @@
 </file>
 
 <file path=customXml/item1.xml><?xml version="1.0" encoding="utf-8"?>
+<p:properties xmlns:p="http://schemas.microsoft.com/office/2006/metadata/properties" xmlns:xsi="http://www.w3.org/2001/XMLSchema-instance" xmlns:pc="http://schemas.microsoft.com/office/infopath/2007/PartnerControls">
+  <documentManagement>
+    <lcf76f155ced4ddcb4097134ff3c332f xmlns="e9585e3e-8dde-4558-9020-300460070f66">
+      <Terms xmlns="http://schemas.microsoft.com/office/infopath/2007/PartnerControls"/>
+    </lcf76f155ced4ddcb4097134ff3c332f>
+    <TaxCatchAll xmlns="fdbd0ee6-c1ce-4682-bf4d-b990274ef7f9" xsi:nil="true"/>
+  </documentManagement>
+</p:properties>
+</file>
+
+<file path=customXml/item2.xml><?xml version="1.0" encoding="utf-8"?>
+<?mso-contentType ?>
+<FormTemplates xmlns="http://schemas.microsoft.com/sharepoint/v3/contenttype/forms">
+  <Display>DocumentLibraryForm</Display>
+  <Edit>DocumentLibraryForm</Edit>
+  <New>DocumentLibraryForm</New>
+</FormTemplates>
+</file>
+
+<file path=customXml/item3.xml><?xml version="1.0" encoding="utf-8"?>
 <ct:contentTypeSchema xmlns:ct="http://schemas.microsoft.com/office/2006/metadata/contentType" xmlns:ma="http://schemas.microsoft.com/office/2006/metadata/properties/metaAttributes" ct:_="" ma:_="" ma:contentTypeName="문서" ma:contentTypeID="0x01010055643D1FCDD1AF449E52FCC5650E658B" ma:contentTypeVersion="14" ma:contentTypeDescription="새 문서를 만듭니다." ma:contentTypeScope="" ma:versionID="647bdb025269980e27106cc2d7c93b4b">
   <xsd:schema xmlns:xsd="http://www.w3.org/2001/XMLSchema" xmlns:xs="http://www.w3.org/2001/XMLSchema" xmlns:p="http://schemas.microsoft.com/office/2006/metadata/properties" xmlns:ns2="e9585e3e-8dde-4558-9020-300460070f66" xmlns:ns3="fdbd0ee6-c1ce-4682-bf4d-b990274ef7f9" targetNamespace="http://schemas.microsoft.com/office/2006/metadata/properties" ma:root="true" ma:fieldsID="d9d8955b532099d955db877a9cb0cef3" ns2:_="" ns3:_="">
     <xsd:import namespace="e9585e3e-8dde-4558-9020-300460070f66"/>
@@ -5899,27 +5959,26 @@
 </ct:contentTypeSchema>
 </file>
 
-<file path=customXml/item2.xml><?xml version="1.0" encoding="utf-8"?>
-<?mso-contentType ?>
-<FormTemplates xmlns="http://schemas.microsoft.com/sharepoint/v3/contenttype/forms">
-  <Display>DocumentLibraryForm</Display>
-  <Edit>DocumentLibraryForm</Edit>
-  <New>DocumentLibraryForm</New>
-</FormTemplates>
+<file path=customXml/itemProps1.xml><?xml version="1.0" encoding="utf-8"?>
+<ds:datastoreItem xmlns:ds="http://schemas.openxmlformats.org/officeDocument/2006/customXml" ds:itemID="{85369CCB-D647-4B64-B8EB-725EB53B7A1C}">
+  <ds:schemaRefs>
+    <ds:schemaRef ds:uri="http://schemas.microsoft.com/office/2006/metadata/properties"/>
+    <ds:schemaRef ds:uri="http://schemas.microsoft.com/office/infopath/2007/PartnerControls"/>
+    <ds:schemaRef ds:uri="e9585e3e-8dde-4558-9020-300460070f66"/>
+    <ds:schemaRef ds:uri="fdbd0ee6-c1ce-4682-bf4d-b990274ef7f9"/>
+  </ds:schemaRefs>
+</ds:datastoreItem>
 </file>
 
-<file path=customXml/item3.xml><?xml version="1.0" encoding="utf-8"?>
-<p:properties xmlns:p="http://schemas.microsoft.com/office/2006/metadata/properties" xmlns:xsi="http://www.w3.org/2001/XMLSchema-instance" xmlns:pc="http://schemas.microsoft.com/office/infopath/2007/PartnerControls">
-  <documentManagement>
-    <lcf76f155ced4ddcb4097134ff3c332f xmlns="e9585e3e-8dde-4558-9020-300460070f66">
-      <Terms xmlns="http://schemas.microsoft.com/office/infopath/2007/PartnerControls"/>
-    </lcf76f155ced4ddcb4097134ff3c332f>
-    <TaxCatchAll xmlns="fdbd0ee6-c1ce-4682-bf4d-b990274ef7f9" xsi:nil="true"/>
-  </documentManagement>
-</p:properties>
+<file path=customXml/itemProps2.xml><?xml version="1.0" encoding="utf-8"?>
+<ds:datastoreItem xmlns:ds="http://schemas.openxmlformats.org/officeDocument/2006/customXml" ds:itemID="{AB1C3B01-93D8-4F5A-B41E-78AA000F7125}">
+  <ds:schemaRefs>
+    <ds:schemaRef ds:uri="http://schemas.microsoft.com/sharepoint/v3/contenttype/forms"/>
+  </ds:schemaRefs>
+</ds:datastoreItem>
 </file>
 
-<file path=customXml/itemProps1.xml><?xml version="1.0" encoding="utf-8"?>
+<file path=customXml/itemProps3.xml><?xml version="1.0" encoding="utf-8"?>
 <ds:datastoreItem xmlns:ds="http://schemas.openxmlformats.org/officeDocument/2006/customXml" ds:itemID="{6DAC270D-93DF-4363-B6A7-647E80BCB8C9}">
   <ds:schemaRefs>
     <ds:schemaRef ds:uri="http://schemas.microsoft.com/office/2006/metadata/contentType"/>
@@ -5936,23 +5995,4 @@
     <ds:schemaRef ds:uri="http://schemas.microsoft.com/internal/obd"/>
   </ds:schemaRefs>
 </ds:datastoreItem>
-</file>
-
-<file path=customXml/itemProps2.xml><?xml version="1.0" encoding="utf-8"?>
-<ds:datastoreItem xmlns:ds="http://schemas.openxmlformats.org/officeDocument/2006/customXml" ds:itemID="{AB1C3B01-93D8-4F5A-B41E-78AA000F7125}">
-  <ds:schemaRefs>
-    <ds:schemaRef ds:uri="http://schemas.microsoft.com/sharepoint/v3/contenttype/forms"/>
-  </ds:schemaRefs>
-</ds:datastoreItem>
-</file>
-
-<file path=customXml/itemProps3.xml><?xml version="1.0" encoding="utf-8"?>
-<ds:datastoreItem xmlns:ds="http://schemas.openxmlformats.org/officeDocument/2006/customXml" ds:itemID="{85369CCB-D647-4B64-B8EB-725EB53B7A1C}">
-  <ds:schemaRefs>
-    <ds:schemaRef ds:uri="http://schemas.microsoft.com/office/2006/metadata/properties"/>
-    <ds:schemaRef ds:uri="http://schemas.microsoft.com/office/infopath/2007/PartnerControls"/>
-    <ds:schemaRef ds:uri="e9585e3e-8dde-4558-9020-300460070f66"/>
-    <ds:schemaRef ds:uri="fdbd0ee6-c1ce-4682-bf4d-b990274ef7f9"/>
-  </ds:schemaRefs>
-</ds:datastoreItem>
 </file>